--- a/deliverables/VIDEOS_8-13_LOCKED_MASTER_BUILD/V8-V13_DELIVERY_SUMMARY.docx
+++ b/deliverables/VIDEOS_8-13_LOCKED_MASTER_BUILD/V8-V13_DELIVERY_SUMMARY.docx
@@ -1544,7 +1544,21 @@
         <w:rPr>
           <w:sz w:val="21"/>
         </w:rPr>
-        <w:t>20 per video, all passing</w:t>
+        <w:t>V8 19 passed of 19;  V9 19 passed of 19;  V10 19 passed of 19;  V11 20 passed of 20;  V12 19 passed of 19;  V13 19 passed of 19.  All passing, no failures.</w:t>
+      </w:r>
+    </w:p>
+    <w:p>
+      <w:pPr>
+        <w:spacing w:before="0" w:after="160"/>
+      </w:pPr>
+      <w:r>
+        <w:rPr>
+          <w:b w:val="0"/>
+          <w:i w:val="0"/>
+          <w:color w:val="5A6B82"/>
+          <w:sz w:val="21"/>
+        </w:rPr>
+        <w:t>The counts are not uniform, and were not padded to look uniform. Video 11 carries one additional check, the arithmetic validation against the supplied synthetic rows, which the other five videos have nothing to validate. These numbers are read directly out of the built QA reports.</w:t>
       </w:r>
     </w:p>
     <w:p>
@@ -1951,7 +1965,7 @@
         <w:rPr>
           <w:sz w:val="21"/>
         </w:rPr>
-        <w:t>a7b01da5e8f67db1aa0c686cc21eab83287755ba0366f530cf59a8cfb28f1812</w:t>
+        <w:t>Checksum in the sibling Videos_8-13_Production_Packages.zip.sha256. It is deliberately not printed here: this document travels inside that archive, so embedding the hash would change the file it describes every time the archive is rebuilt.</w:t>
       </w:r>
     </w:p>
     <w:p>
@@ -1994,6 +2008,98 @@
     </w:p>
     <w:p>
       <w:pPr>
+        <w:spacing w:before="320" w:after="120"/>
+        <w:keepNext w:val="1"/>
+        <w:keepLines w:val="1"/>
+      </w:pPr>
+      <w:r>
+        <w:rPr>
+          <w:b/>
+          <w:i w:val="0"/>
+          <w:color w:val="112345"/>
+          <w:sz w:val="26"/>
+        </w:rPr>
+        <w:t>11. REPORTING CORRECTIONS APPLIED AFTER THE BUILD</w:t>
+      </w:r>
+    </w:p>
+    <w:p>
+      <w:pPr>
+        <w:spacing w:after="80"/>
+      </w:pPr>
+      <w:r>
+        <w:rPr>
+          <w:b/>
+          <w:color w:val="8A6D1E"/>
+          <w:sz w:val="20"/>
+        </w:rPr>
+        <w:t xml:space="preserve">Video 12 spoken word count  </w:t>
+      </w:r>
+      <w:r>
+        <w:rPr>
+          <w:sz w:val="21"/>
+        </w:rPr>
+        <w:t>1,185 words, 8:10 to 9:07 at 130 to 145 wpm, confirmed by recomputing from the locked master. The package files, the batch manifest and this summary all carried 1,185 correctly; only a delivery chat message said 1,105, and that figure appears in no file. The V12 script was not altered.</w:t>
+      </w:r>
+    </w:p>
+    <w:p>
+      <w:pPr>
+        <w:spacing w:after="80"/>
+      </w:pPr>
+      <w:r>
+        <w:rPr>
+          <w:b/>
+          <w:color w:val="8A6D1E"/>
+          <w:sz w:val="20"/>
+        </w:rPr>
+        <w:t xml:space="preserve">QA check counts  </w:t>
+      </w:r>
+      <w:r>
+        <w:rPr>
+          <w:sz w:val="21"/>
+        </w:rPr>
+        <w:t>This summary previously said 20 package checks per video, which was wrong. The real counts are read out of the built QA reports and reported as they are: V8, V9, V10, V12 and V13 have 19 each, and V11 has 20 because it carries the arithmetic validation the others have nothing to validate. No check was added to make the counts look uniform.</w:t>
+      </w:r>
+    </w:p>
+    <w:p>
+      <w:pPr>
+        <w:spacing w:after="80"/>
+      </w:pPr>
+      <w:r>
+        <w:rPr>
+          <w:b/>
+          <w:color w:val="8A6D1E"/>
+          <w:sz w:val="20"/>
+        </w:rPr>
+        <w:t xml:space="preserve">Combined archive checksum  </w:t>
+      </w:r>
+      <w:r>
+        <w:rPr>
+          <w:sz w:val="21"/>
+        </w:rPr>
+        <w:t>This summary previously printed a checksum for the combined archive that went stale the moment the archive was rebuilt around it. The checksum is now kept only in the sibling Videos_8-13_Production_Packages.zip.sha256 and in the delivery message, and is computed after the archive is final. The per-video ZIP checksums are still printed here because they are stable: those archives do not contain this document.</w:t>
+      </w:r>
+    </w:p>
+    <w:p>
+      <w:pPr>
+        <w:spacing w:after="80"/>
+      </w:pPr>
+      <w:r>
+        <w:rPr>
+          <w:b/>
+          <w:color w:val="8A6D1E"/>
+          <w:sz w:val="20"/>
+        </w:rPr>
+        <w:t xml:space="preserve">Scope of the correction  </w:t>
+      </w:r>
+      <w:r>
+        <w:rPr>
+          <w:sz w:val="21"/>
+        </w:rPr>
+        <w:t>Reporting and metadata only. No locked master, script, title, thumbnail wording, framework, visual asset, Short, Riverside prompt, publishing decision, resource route or Watch Next route was changed, and the six per-video ZIPs were not rebuilt. Their checksums are unchanged, which is verified on every run.</w:t>
+      </w:r>
+    </w:p>
+    <w:p>
+      <w:pPr>
         <w:spacing w:before="0" w:after="240"/>
         <w:pBdr>
           <w:bottom w:val="single" w:sz="6" w:color="8A6D1E"/>
@@ -2011,7 +2117,7 @@
           <w:color w:val="112345"/>
           <w:sz w:val="24"/>
         </w:rPr>
-        <w:t>V8 TO V13 PRODUCTION PACKAGES BUILT AGAINST LOCKED FINAL MASTERS.</w:t>
+        <w:t>V8 TO V13 PRODUCTION PACKAGE BUILD CLOSED.</w:t>
       </w:r>
     </w:p>
     <w:p>
@@ -2040,6 +2146,20 @@
           <w:sz w:val="24"/>
         </w:rPr>
         <w:t>FINAL-EXPORT QA AND THUMBNAIL ARTWORK APPROVAL PENDING.</w:t>
+      </w:r>
+    </w:p>
+    <w:p>
+      <w:pPr>
+        <w:spacing w:before="0" w:after="160"/>
+      </w:pPr>
+      <w:r>
+        <w:rPr>
+          <w:b w:val="0"/>
+          <w:i w:val="0"/>
+          <w:color w:val="5A6B82"/>
+          <w:sz w:val="21"/>
+        </w:rPr>
+        <w:t>Closed after the reporting and metadata corrections above. No further script, asset, Shorts, prompt, routing or publishing change unless an actual factual or production defect is found. These are packages ready for recording, not verified final videos.</w:t>
       </w:r>
     </w:p>
     <w:sectPr>
